--- a/Documentation/Checklist_Release_VECTO_3.1.0.662.docx
+++ b/Documentation/Checklist_Release_VECTO_3.1.0.662.docx
@@ -1631,11 +1631,19 @@
               </w:rPr>
               <w:tab/>
             </w:r>
-            <w:r>
-              <w:rPr>
-                <w:rFonts w:ascii="Arial" w:hAnsi="Arial" w:cs="Arial"/>
-              </w:rPr>
-              <w:t>ModelBased Tests</w:t>
+            <w:proofErr w:type="spellStart"/>
+            <w:r>
+              <w:rPr>
+                <w:rFonts w:ascii="Arial" w:hAnsi="Arial" w:cs="Arial"/>
+              </w:rPr>
+              <w:t>ModelBased</w:t>
+            </w:r>
+            <w:proofErr w:type="spellEnd"/>
+            <w:r>
+              <w:rPr>
+                <w:rFonts w:ascii="Arial" w:hAnsi="Arial" w:cs="Arial"/>
+              </w:rPr>
+              <w:t xml:space="preserve"> Tests</w:t>
             </w:r>
             <w:r>
               <w:rPr>
@@ -2323,7 +2331,21 @@
                 <w:rFonts w:ascii="Arial" w:hAnsi="Arial" w:cs="Arial"/>
                 <w:b/>
               </w:rPr>
-              <w:t xml:space="preserve">Generic Vehicles simulate successful </w:t>
+              <w:t>Generic Vehicles simulate</w:t>
+            </w:r>
+            <w:r>
+              <w:rPr>
+                <w:rFonts w:ascii="Arial" w:hAnsi="Arial" w:cs="Arial"/>
+                <w:b/>
+              </w:rPr>
+              <w:t xml:space="preserve"> &amp; save</w:t>
+            </w:r>
+            <w:r>
+              <w:rPr>
+                <w:rFonts w:ascii="Arial" w:hAnsi="Arial" w:cs="Arial"/>
+                <w:b/>
+              </w:rPr>
+              <w:t xml:space="preserve"> successful </w:t>
             </w:r>
           </w:p>
         </w:tc>
@@ -3496,7 +3518,21 @@
               <w:rPr>
                 <w:rFonts w:ascii="Arial" w:hAnsi="Arial" w:cs="Arial"/>
               </w:rPr>
-              <w:t>Engineering Mode: InterurbanBus AAUX</w:t>
+              <w:t xml:space="preserve">Engineering Mode: </w:t>
+            </w:r>
+            <w:proofErr w:type="spellStart"/>
+            <w:r>
+              <w:rPr>
+                <w:rFonts w:ascii="Arial" w:hAnsi="Arial" w:cs="Arial"/>
+              </w:rPr>
+              <w:t>InterurbanBus</w:t>
+            </w:r>
+            <w:proofErr w:type="spellEnd"/>
+            <w:r>
+              <w:rPr>
+                <w:rFonts w:ascii="Arial" w:hAnsi="Arial" w:cs="Arial"/>
+              </w:rPr>
+              <w:t xml:space="preserve"> AAUX</w:t>
             </w:r>
             <w:commentRangeEnd w:id="16"/>
             <w:r>
@@ -4869,11 +4905,19 @@
               </w:rPr>
               <w:tab/>
             </w:r>
+            <w:commentRangeStart w:id="19"/>
             <w:r>
               <w:rPr>
                 <w:rFonts w:ascii="Arial" w:hAnsi="Arial" w:cs="Arial"/>
               </w:rPr>
               <w:t>Create ZIP Archive</w:t>
+            </w:r>
+            <w:commentRangeEnd w:id="19"/>
+            <w:r>
+              <w:rPr>
+                <w:rStyle w:val="Kommentarzeichen"/>
+              </w:rPr>
+              <w:commentReference w:id="19"/>
             </w:r>
           </w:p>
         </w:tc>
@@ -5709,7 +5753,13 @@
                 <w:rFonts w:ascii="Arial" w:hAnsi="Arial" w:cs="Arial"/>
               </w:rPr>
               <w:tab/>
-              <w:t>Check Declaration Files didn’t change except Date</w:t>
+              <w:t>Check Declaration</w:t>
+            </w:r>
+            <w:r>
+              <w:rPr>
+                <w:rFonts w:ascii="Arial" w:hAnsi="Arial" w:cs="Arial"/>
+              </w:rPr>
+              <w:t xml:space="preserve"> Files didn’t change except Date</w:t>
             </w:r>
           </w:p>
         </w:tc>
@@ -6353,6 +6403,9 @@
         </w:rPr>
       </w:pPr>
       <w:r>
+        <w:br w:type="column"/>
+      </w:r>
+      <w:r>
         <w:rPr>
           <w:sz w:val="28"/>
         </w:rPr>
@@ -6388,11 +6441,19 @@
                 <w:rFonts w:ascii="Arial" w:hAnsi="Arial" w:cs="Arial"/>
               </w:rPr>
             </w:pPr>
+            <w:commentRangeStart w:id="20"/>
             <w:r>
               <w:rPr>
                 <w:rFonts w:ascii="Arial" w:hAnsi="Arial" w:cs="Arial"/>
               </w:rPr>
               <w:t>Upload ZIP File to SVN</w:t>
+            </w:r>
+            <w:commentRangeEnd w:id="20"/>
+            <w:r>
+              <w:rPr>
+                <w:rStyle w:val="Kommentarzeichen"/>
+              </w:rPr>
+              <w:commentReference w:id="20"/>
             </w:r>
           </w:p>
         </w:tc>
@@ -6539,11 +6600,19 @@
                 <w:rFonts w:ascii="Arial" w:hAnsi="Arial" w:cs="Arial"/>
               </w:rPr>
             </w:pPr>
+            <w:commentRangeStart w:id="21"/>
             <w:r>
               <w:rPr>
                 <w:rFonts w:ascii="Arial" w:hAnsi="Arial" w:cs="Arial"/>
               </w:rPr>
               <w:t>Update Confluence WIKI with full Changelog</w:t>
+            </w:r>
+            <w:commentRangeEnd w:id="21"/>
+            <w:r>
+              <w:rPr>
+                <w:rStyle w:val="Kommentarzeichen"/>
+              </w:rPr>
+              <w:commentReference w:id="21"/>
             </w:r>
           </w:p>
         </w:tc>
@@ -6690,11 +6759,19 @@
                 <w:rFonts w:ascii="Arial" w:hAnsi="Arial" w:cs="Arial"/>
               </w:rPr>
             </w:pPr>
+            <w:commentRangeStart w:id="22"/>
             <w:r>
               <w:rPr>
                 <w:rFonts w:ascii="Arial" w:hAnsi="Arial" w:cs="Arial"/>
               </w:rPr>
               <w:t>Update Confluence Table with short Changelog + Download Link</w:t>
+            </w:r>
+            <w:commentRangeEnd w:id="22"/>
+            <w:r>
+              <w:rPr>
+                <w:rStyle w:val="Kommentarzeichen"/>
+              </w:rPr>
+              <w:commentReference w:id="22"/>
             </w:r>
           </w:p>
         </w:tc>
@@ -6841,11 +6918,31 @@
                 <w:rFonts w:ascii="Arial" w:hAnsi="Arial" w:cs="Arial"/>
               </w:rPr>
             </w:pPr>
-            <w:r>
-              <w:rPr>
-                <w:rFonts w:ascii="Arial" w:hAnsi="Arial" w:cs="Arial"/>
-              </w:rPr>
-              <w:t>Notify customers: Ticket VECTO-58 (inklude download link &amp; link to confluence page)</w:t>
+            <w:commentRangeStart w:id="23"/>
+            <w:r>
+              <w:rPr>
+                <w:rFonts w:ascii="Arial" w:hAnsi="Arial" w:cs="Arial"/>
+              </w:rPr>
+              <w:t>Notify customers: Ticket VECTO-58 (in</w:t>
+            </w:r>
+            <w:r>
+              <w:rPr>
+                <w:rFonts w:ascii="Arial" w:hAnsi="Arial" w:cs="Arial"/>
+              </w:rPr>
+              <w:t>c</w:t>
+            </w:r>
+            <w:r>
+              <w:rPr>
+                <w:rFonts w:ascii="Arial" w:hAnsi="Arial" w:cs="Arial"/>
+              </w:rPr>
+              <w:t>lude download link &amp; link to confluence page)</w:t>
+            </w:r>
+            <w:commentRangeEnd w:id="23"/>
+            <w:r>
+              <w:rPr>
+                <w:rStyle w:val="Kommentarzeichen"/>
+              </w:rPr>
+              <w:commentReference w:id="23"/>
             </w:r>
           </w:p>
         </w:tc>
@@ -6992,11 +7089,19 @@
                 <w:rFonts w:ascii="Arial" w:hAnsi="Arial" w:cs="Arial"/>
               </w:rPr>
             </w:pPr>
+            <w:commentRangeStart w:id="24"/>
             <w:r>
               <w:rPr>
                 <w:rFonts w:ascii="Arial" w:hAnsi="Arial" w:cs="Arial"/>
               </w:rPr>
               <w:t>Copy archive to project folder</w:t>
+            </w:r>
+            <w:commentRangeEnd w:id="24"/>
+            <w:r>
+              <w:rPr>
+                <w:rStyle w:val="Kommentarzeichen"/>
+              </w:rPr>
+              <w:commentReference w:id="24"/>
             </w:r>
           </w:p>
         </w:tc>
@@ -7195,7 +7300,7 @@
           </w:ffData>
         </w:fldChar>
       </w:r>
-      <w:bookmarkStart w:id="19" w:name="Text4"/>
+      <w:bookmarkStart w:id="25" w:name="Text4"/>
       <w:r>
         <w:rPr>
           <w:sz w:val="24"/>
@@ -7220,15 +7325,13 @@
         </w:rPr>
         <w:t>24.10.2016</w:t>
       </w:r>
-      <w:bookmarkStart w:id="20" w:name="_GoBack"/>
-      <w:bookmarkEnd w:id="20"/>
       <w:r>
         <w:rPr>
           <w:sz w:val="24"/>
         </w:rPr>
         <w:fldChar w:fldCharType="end"/>
       </w:r>
-      <w:bookmarkEnd w:id="19"/>
+      <w:bookmarkEnd w:id="25"/>
     </w:p>
     <w:p>
       <w:pPr>
@@ -7264,7 +7367,7 @@
           </w:ffData>
         </w:fldChar>
       </w:r>
-      <w:bookmarkStart w:id="21" w:name="Text5"/>
+      <w:bookmarkStart w:id="26" w:name="Text5"/>
       <w:r>
         <w:rPr>
           <w:sz w:val="24"/>
@@ -7295,7 +7398,7 @@
         </w:rPr>
         <w:fldChar w:fldCharType="end"/>
       </w:r>
-      <w:bookmarkEnd w:id="21"/>
+      <w:bookmarkEnd w:id="26"/>
     </w:p>
     <w:sectPr>
       <w:pgSz w:w="12240" w:h="15840"/>
@@ -8196,6 +8299,107 @@
       <w:proofErr w:type="gramEnd"/>
     </w:p>
   </w:comment>
+  <w:comment w:id="19" w:author="Michael Krisper" w:date="2016-10-24T15:52:00Z" w:initials="MK">
+    <w:p>
+      <w:pPr>
+        <w:pStyle w:val="Kommentartext"/>
+      </w:pPr>
+      <w:r>
+        <w:rPr>
+          <w:rStyle w:val="Kommentarzeichen"/>
+        </w:rPr>
+        <w:annotationRef/>
+      </w:r>
+      <w:r>
+        <w:t xml:space="preserve">With </w:t>
+      </w:r>
+      <w:proofErr w:type="spellStart"/>
+      <w:r>
+        <w:t>BuildBot</w:t>
+      </w:r>
+      <w:proofErr w:type="spellEnd"/>
+    </w:p>
+  </w:comment>
+  <w:comment w:id="20" w:author="Michael Krisper" w:date="2016-10-24T16:11:00Z" w:initials="MK">
+    <w:p>
+      <w:pPr>
+        <w:pStyle w:val="Kommentartext"/>
+      </w:pPr>
+      <w:r>
+        <w:rPr>
+          <w:rStyle w:val="Kommentarzeichen"/>
+        </w:rPr>
+        <w:annotationRef/>
+      </w:r>
+      <w:r>
+        <w:t>https://webgate.ec.europa.eu/CITnet/svn/VECTO/trunk/Share/</w:t>
+      </w:r>
+    </w:p>
+  </w:comment>
+  <w:comment w:id="21" w:author="Michael Krisper" w:date="2016-10-24T16:12:00Z" w:initials="MK">
+    <w:p>
+      <w:pPr>
+        <w:pStyle w:val="Kommentartext"/>
+      </w:pPr>
+      <w:r>
+        <w:rPr>
+          <w:rStyle w:val="Kommentarzeichen"/>
+        </w:rPr>
+        <w:annotationRef/>
+      </w:r>
+      <w:r>
+        <w:t>https://webgate.ec.europa.eu/CITnet/confluence/display/VECTO/Releases</w:t>
+      </w:r>
+    </w:p>
+  </w:comment>
+  <w:comment w:id="22" w:author="Michael Krisper" w:date="2016-10-24T16:12:00Z" w:initials="MK">
+    <w:p>
+      <w:pPr>
+        <w:pStyle w:val="Kommentartext"/>
+      </w:pPr>
+      <w:r>
+        <w:rPr>
+          <w:rStyle w:val="Kommentarzeichen"/>
+        </w:rPr>
+        <w:annotationRef/>
+      </w:r>
+      <w:r>
+        <w:t>https://webgate.ec.europa.eu/CITnet/confluence/display/VECTO/Releases#Releases-VECTOReleases</w:t>
+      </w:r>
+    </w:p>
+  </w:comment>
+  <w:comment w:id="23" w:author="Michael Krisper" w:date="2016-10-24T16:13:00Z" w:initials="MK">
+    <w:p>
+      <w:pPr>
+        <w:pStyle w:val="Kommentartext"/>
+      </w:pPr>
+      <w:r>
+        <w:rPr>
+          <w:rStyle w:val="Kommentarzeichen"/>
+        </w:rPr>
+        <w:annotationRef/>
+      </w:r>
+      <w:r>
+        <w:t>https://webgate.ec.europa.eu/CITnet/jira/browse/VECTO-58</w:t>
+      </w:r>
+    </w:p>
+  </w:comment>
+  <w:comment w:id="24" w:author="Michael Krisper" w:date="2016-10-24T17:22:00Z" w:initials="MK">
+    <w:p>
+      <w:pPr>
+        <w:pStyle w:val="Kommentartext"/>
+      </w:pPr>
+      <w:r>
+        <w:rPr>
+          <w:rStyle w:val="Kommentarzeichen"/>
+        </w:rPr>
+        <w:annotationRef/>
+      </w:r>
+      <w:r>
+        <w:t>J:\TE-Em\Projekte\I_2013_08_HDV_CO2_LOT_4_SR7\VECTO\Releases</w:t>
+      </w:r>
+    </w:p>
+  </w:comment>
 </w:comments>
 </file>
 
@@ -8210,6 +8414,12 @@
   <w15:commentEx w15:paraId="065C3ECE" w15:done="0"/>
   <w15:commentEx w15:paraId="7EBA559F" w15:done="0"/>
   <w15:commentEx w15:paraId="0E0C1BBA" w15:done="0"/>
+  <w15:commentEx w15:paraId="774250AD" w15:done="0"/>
+  <w15:commentEx w15:paraId="05CD338C" w15:done="0"/>
+  <w15:commentEx w15:paraId="3ECB2C79" w15:done="0"/>
+  <w15:commentEx w15:paraId="55C0E09B" w15:done="0"/>
+  <w15:commentEx w15:paraId="5B09FACB" w15:done="0"/>
+  <w15:commentEx w15:paraId="489DE81E" w15:done="0"/>
 </w15:commentsEx>
 </file>
 
@@ -9192,7 +9402,6 @@
     <w:basedOn w:val="Standard"/>
     <w:link w:val="KommentartextZchn"/>
     <w:uiPriority w:val="99"/>
-    <w:semiHidden/>
     <w:unhideWhenUsed/>
     <w:rsid w:val="00465C6D"/>
     <w:pPr>
@@ -9208,7 +9417,6 @@
     <w:basedOn w:val="Absatz-Standardschriftart"/>
     <w:link w:val="Kommentartext"/>
     <w:uiPriority w:val="99"/>
-    <w:semiHidden/>
     <w:rsid w:val="00465C6D"/>
     <w:rPr>
       <w:sz w:val="20"/>
@@ -9536,7 +9744,7 @@
 </file>
 
 <file path=customXml/itemProps1.xml><?xml version="1.0" encoding="utf-8"?>
-<ds:datastoreItem xmlns:ds="http://schemas.openxmlformats.org/officeDocument/2006/customXml" ds:itemID="{0C7C76A3-AC23-485B-99D2-4F0E57278436}">
+<ds:datastoreItem xmlns:ds="http://schemas.openxmlformats.org/officeDocument/2006/customXml" ds:itemID="{E2EB5840-6023-49FB-BA5D-EA9B62F3F29C}">
   <ds:schemaRefs>
     <ds:schemaRef ds:uri="http://schemas.openxmlformats.org/officeDocument/2006/bibliography"/>
   </ds:schemaRefs>
